--- a/NarratIQ_AI_Phase2_Intelligence_Expansion_Roadmap.docx
+++ b/NarratIQ_AI_Phase2_Intelligence_Expansion_Roadmap.docx
@@ -104,7 +104,7 @@
           <w:i w:val="0"/>
           <w:sz w:val="22"/>
         </w:rPr>
-        <w:t>Phase 2 focuses entirely on new intelligence capabilities that were not described in v3. These fall into six categories:</w:t>
+        <w:t>Phase 2 focuses entirely on new intelligence capabilities that were not described in v3. These fall into seven categories:</w:t>
       </w:r>
     </w:p>
     <w:p>
@@ -171,6 +171,11 @@
           <w:sz w:val="22"/>
         </w:rPr>
         <w:t>Operational — observability, search improvements, multi-author capability</w:t>
+      </w:r>
+    </w:p>
+    <w:p>
+      <w:r>
+        <w:t xml:space="preserve">Author Input Intelligence — voice dictation and audio transcription integrated directly inside the Notes editing workflow</w:t>
       </w:r>
     </w:p>
     <w:p/>
@@ -181,7 +186,7 @@
           <w:i w:val="0"/>
           <w:sz w:val="22"/>
         </w:rPr>
-        <w:t>All Phase 2 features are implemented using the existing model stack: Qwen2.5-7B-Instruct, BAAI/bge-m3, and GOT-OCR2.0. No new model downloads are required for Phase 2 Tasks 1 through 8. Tasks 9 and 10 evaluate one optional model addition (a small 1B–3B parameter model for lightweight tasks) and make a go/no-go recommendation before any download.</w:t>
+        <w:t>Phase 2 Tasks 1–10 use the existing model stack: Qwen2.5-7B-Instruct, BAAI/bge-m3, and GOT-OCR2.0. Task P2-11 adds one new required model: openai/whisper-large-v3-turbo (served via faster-whisper, in-process, lazy-loaded) for audio-to-text transcription in the Notes workflow. No model downloads are required for Tasks 1–8.</w:t>
       </w:r>
     </w:p>
     <w:p>
@@ -788,6 +793,58 @@
           </w:p>
         </w:tc>
       </w:tr>
+      <w:tr>
+        <w:tc>
+          <w:tcPr>
+            <w:tcW w:type="dxa" w:w="1728"/>
+          </w:tcPr>
+          <w:p>
+            <w:r>
+              <w:t>openai/whisper-large-v3-turbo</w:t>
+            </w:r>
+          </w:p>
+        </w:tc>
+        <w:tc>
+          <w:tcPr>
+            <w:tcW w:type="dxa" w:w="1728"/>
+          </w:tcPr>
+          <w:p>
+            <w:r>
+              <w:t>Not in v3 (audio input not planned)</w:t>
+            </w:r>
+          </w:p>
+        </w:tc>
+        <w:tc>
+          <w:tcPr>
+            <w:tcW w:type="dxa" w:w="1728"/>
+          </w:tcPr>
+          <w:p>
+            <w:r>
+              <w:t>Required for P2-11</w:t>
+            </w:r>
+          </w:p>
+        </w:tc>
+        <w:tc>
+          <w:tcPr>
+            <w:tcW w:type="dxa" w:w="1728"/>
+          </w:tcPr>
+          <w:p>
+            <w:r>
+              <w:t>Audio-to-text transcription in Notes workflow</w:t>
+            </w:r>
+          </w:p>
+        </w:tc>
+        <w:tc>
+          <w:tcPr>
+            <w:tcW w:type="dxa" w:w="1728"/>
+          </w:tcPr>
+          <w:p>
+            <w:r>
+              <w:t>faster-whisper in-process, lazy-loaded, GPU/CPU fallback, 1-worker executor</w:t>
+            </w:r>
+          </w:p>
+        </w:tc>
+      </w:tr>
     </w:tbl>
     <w:p/>
     <w:p>
@@ -1148,13 +1205,12 @@
           <w:b/>
           <w:sz w:val="22"/>
         </w:rPr>
-        <w:t xml:space="preserve">Whisper or speech-to-text models: </w:t>
-      </w:r>
-      <w:r>
-        <w:rPr>
-          <w:sz w:val="22"/>
-        </w:rPr>
-        <w:t>NarratIQ is a text manuscript platform. No audio input path planned.</w:t>
+        <w:t>Whisper or speech-to-text models: openai/whisper-large-v3-turbo IS required for Phase 2 Task P2-11 (Audio Notes Transcription). See Section 5.4 for full specification. All other speech-to-text models (Whisper-medium, Whisper-large-v3 without turbo) are superseded by this choice.</w:t>
+      </w:r>
+      <w:r>
+        <w:rPr>
+          <w:sz w:val="22"/>
+        </w:rPr>
       </w:r>
     </w:p>
     <w:p>
@@ -1227,6 +1283,91 @@
           <w:sz w:val="22"/>
         </w:rPr>
         <w:t>Self-hosted BGE-M3 is the core design principle. No external data sends.</w:t>
+      </w:r>
+    </w:p>
+    <w:p>
+      <w:r>
+        <w:t xml:space="preserve"/>
+      </w:r>
+    </w:p>
+    <w:p>
+      <w:r>
+        <w:t xml:space="preserve">5.4 Required New Model: openai/whisper-large-v3-turbo (P2-11)</w:t>
+      </w:r>
+    </w:p>
+    <w:p>
+      <w:r>
+        <w:t xml:space="preserve">HuggingFace ID: openai/whisper-large-v3-turbo  |  Local path: /workspace/models/whisper-large-v3-turbo/</w:t>
+      </w:r>
+    </w:p>
+    <w:p>
+      <w:r>
+        <w:t xml:space="preserve">Served via: faster-whisper (CTranslate2) library — in-process, 1-worker ThreadPoolExecutor. Same pattern as GOT-OCR2.0.</w:t>
+      </w:r>
+    </w:p>
+    <w:p>
+      <w:r>
+        <w:t xml:space="preserve">Size on disk: ~1.6GB. GPU VRAM (float16): ~1.2GB. CPU RAM (int8): ~0.8GB.</w:t>
+      </w:r>
+    </w:p>
+    <w:p>
+      <w:r>
+        <w:t xml:space="preserve">GPU policy: get_best_audio_device() requires ≥2GB free VRAM; falls back to CPU automatically.</w:t>
+      </w:r>
+    </w:p>
+    <w:p>
+      <w:r>
+        <w:t xml:space="preserve">Performance: GPU — 5–15s for 1 min of audio. CPU fallback — 20–40s for 1 min of audio.</w:t>
+      </w:r>
+    </w:p>
+    <w:p>
+      <w:r>
+        <w:t xml:space="preserve">Languages: 99 languages supported. Language auto-detected per recording.</w:t>
+      </w:r>
+    </w:p>
+    <w:p>
+      <w:r>
+        <w:t xml:space="preserve">Why whisper-large-v3-turbo over alternatives:</w:t>
+      </w:r>
+    </w:p>
+    <w:p>
+      <w:r>
+        <w:t xml:space="preserve">  — whisper-large-v3-turbo achieves near-identical WER to large-v3 at 8× the throughput.</w:t>
+      </w:r>
+    </w:p>
+    <w:p>
+      <w:r>
+        <w:t xml:space="preserve">  — Outperforms whisper-medium on accented speech and domain-specific vocabulary (character names, fantasy/sci-fi terms) — critical for fiction authors.</w:t>
+      </w:r>
+    </w:p>
+    <w:p>
+      <w:r>
+        <w:t xml:space="preserve">  — faster-whisper (CTranslate2) gives an additional 2–4× speedup over transformers Whisper on the same hardware.</w:t>
+      </w:r>
+    </w:p>
+    <w:p>
+      <w:r>
+        <w:t xml:space="preserve">  — Self-hosted: author audio never leaves the server. Rule 4 compliant.</w:t>
+      </w:r>
+    </w:p>
+    <w:p>
+      <w:r>
+        <w:t xml:space="preserve">  — VAD filter (vad_filter=True) suppresses non-speech segments — handles noisy home/office environments.</w:t>
+      </w:r>
+    </w:p>
+    <w:p>
+      <w:r>
+        <w:t xml:space="preserve">Justification under Rule 6: Whisper enables audio-to-text transcription, which is not achievable with Qwen2.5-7B-Instruct + BGE-M3. The capability directly improves the authoring workflow by allowing authors to capture spoken ideas without retyping.</w:t>
+      </w:r>
+    </w:p>
+    <w:p>
+      <w:r>
+        <w:t xml:space="preserve">Pip package required: faster-whisper&gt;=1.0.0</w:t>
+      </w:r>
+    </w:p>
+    <w:p>
+      <w:r>
+        <w:t xml:space="preserve">start-narratiq.sh addition: download openai/whisper-large-v3-turbo to /workspace/models/whisper-large-v3-turbo/ if absent.</w:t>
       </w:r>
     </w:p>
     <w:p>
@@ -1253,7 +1394,7 @@
           <w:i w:val="0"/>
           <w:sz w:val="22"/>
         </w:rPr>
-        <w:t>Phase 2 adds 10 new features. All are implemented as new FastAPI router endpoints and optional frontend panels. No existing endpoints are modified in a breaking way. All new features follow the production rules defined in Section 16.</w:t>
+        <w:t>Phase 2 adds 11 new features. All are implemented as new FastAPI router endpoints and frontend panels. No existing endpoints are modified in a breaking way. All new features follow the production rules defined in Section 16.</w:t>
       </w:r>
     </w:p>
     <w:p/>
@@ -2007,6 +2148,58 @@
           </w:p>
         </w:tc>
       </w:tr>
+      <w:tr>
+        <w:tc>
+          <w:tcPr>
+            <w:tcW w:type="dxa" w:w="1728"/>
+          </w:tcPr>
+          <w:p>
+            <w:r>
+              <w:t>P2-11</w:t>
+            </w:r>
+          </w:p>
+        </w:tc>
+        <w:tc>
+          <w:tcPr>
+            <w:tcW w:type="dxa" w:w="1728"/>
+          </w:tcPr>
+          <w:p>
+            <w:r>
+              <w:t>Audio Notes Transcription</w:t>
+            </w:r>
+          </w:p>
+        </w:tc>
+        <w:tc>
+          <w:tcPr>
+            <w:tcW w:type="dxa" w:w="1728"/>
+          </w:tcPr>
+          <w:p>
+            <w:r>
+              <w:t>whisper-large-v3-turbo + Qwen2.5-7B + BGE-M3</w:t>
+            </w:r>
+          </w:p>
+        </w:tc>
+        <w:tc>
+          <w:tcPr>
+            <w:tcW w:type="dxa" w:w="1728"/>
+          </w:tcPr>
+          <w:p>
+            <w:r>
+              <w:t>audio_uploads</w:t>
+            </w:r>
+          </w:p>
+        </w:tc>
+        <w:tc>
+          <w:tcPr>
+            <w:tcW w:type="dxa" w:w="1728"/>
+          </w:tcPr>
+          <w:p>
+            <w:r>
+              <w:t>High</w:t>
+            </w:r>
+          </w:p>
+        </w:tc>
+      </w:tr>
     </w:tbl>
     <w:p>
       <w:r>
@@ -2032,7 +2225,7 @@
           <w:i w:val="0"/>
           <w:sz w:val="22"/>
         </w:rPr>
-        <w:t>Phase 2 adds 2 new tables and zero breaking changes to existing tables. All additions follow the existing pattern: Alembic migration with CREATE TABLE IF NOT EXISTS, PostgreSQL-only guard, idempotent indexes.</w:t>
+        <w:t>Phase 2 adds 4 new tables and zero breaking changes to existing tables. All additions follow the existing pattern: Alembic migration with CREATE TABLE IF NOT EXISTS, PostgreSQL-only guard, idempotent indexes.</w:t>
       </w:r>
     </w:p>
     <w:p/>
@@ -2297,7 +2490,7 @@
           <w:b/>
           <w:sz w:val="28"/>
         </w:rPr>
-        <w:t>7.4 No Embedding Columns Added in Phase 2</w:t>
+        <w:t>7.4 No New Embedding Columns for Tasks 1–10</w:t>
       </w:r>
     </w:p>
     <w:p>
@@ -2307,7 +2500,37 @@
           <w:i w:val="0"/>
           <w:sz w:val="22"/>
         </w:rPr>
-        <w:t>Phase 2 does not add new vector(1024) columns. The existing 6 HNSW-indexed columns cover all new retrieval requirements through existing data (ChapterSummary, CharacterMention, ChapterChunk).</w:t>
+        <w:t>Tasks P2-01 through P2-10 do not add new vector(1024) columns. The existing 6 HNSW-indexed columns cover all retrieval requirements. Task P2-11 (Audio Notes Transcription) also adds no vector column — confirmed audio transcripts are appended to StoryNote content, and the existing story_notes.embedding pipeline re-embeds the note automatically.</w:t>
+      </w:r>
+    </w:p>
+    <w:p>
+      <w:r>
+        <w:t xml:space="preserve"/>
+      </w:r>
+    </w:p>
+    <w:p>
+      <w:r>
+        <w:t xml:space="preserve">7.5 New Table: audio_uploads</w:t>
+      </w:r>
+    </w:p>
+    <w:p>
+      <w:r>
+        <w:t xml:space="preserve">Purpose: Stores audio recordings and transcription results. Each row represents one author-submitted audio file through the Notes transcription workflow.</w:t>
+      </w:r>
+    </w:p>
+    <w:p>
+      <w:r>
+        <w:t xml:space="preserve">Key fields: audio_id (UUID PK), story_id (FK→stories ON DELETE CASCADE), user_id (FK→users), note_id (FK→story_notes ON DELETE SET NULL, nullable — set when confirmed), audio_path (TEXT, nulled after cleanup), raw_transcript (TEXT), cleaned_text (TEXT), language_detected (VARCHAR 10), duration_seconds (FLOAT), confidence (FLOAT 0–1), word_count (INT), status (VARCHAR: processing|completed|failed), confirmed (BOOLEAN default False), created_at, updated_at</w:t>
+      </w:r>
+    </w:p>
+    <w:p>
+      <w:r>
+        <w:t xml:space="preserve">Notes: Mirrors OcrUpload design. audio_path is nulled (not deleted from record) after cleanup sweep. note_id FK records which note received the injection — enables audit trail. status field tracks async transcription progress (frontend polls). confirmed=True is the idempotency guard preventing double injection.</w:t>
+      </w:r>
+    </w:p>
+    <w:p>
+      <w:r>
+        <w:t xml:space="preserve">Migration: 0006_audio_uploads.py — chains from 0005. PostgreSQL-only guard. Indexes: ix_audio_uploads_story_id, ix_audio_uploads_user_id, ix_audio_uploads_note_id. Reversible downgrade.</w:t>
       </w:r>
     </w:p>
     <w:p>
@@ -2400,13 +2623,12 @@
           <w:b/>
           <w:sz w:val="22"/>
         </w:rPr>
-        <w:t xml:space="preserve">retrieve_note_context(): </w:t>
-      </w:r>
-      <w:r>
-        <w:rPr>
-          <w:sz w:val="22"/>
-        </w:rPr>
-        <w:t>Notes + cards UNION ALL — used by P2-05 (world rules), P2-06 (story bible assembly)</w:t>
+        <w:t>retrieve_note_context(): Notes + cards UNION ALL — used by P2-05 (world rules), P2-06 (story bible assembly). Also used by P2-11 indirectly: confirmed audio transcripts are appended to StoryNote content, triggering re-embedding. The note then participates in all existing note RAG queries automatically — no new RAG pipeline required for P2-11.</w:t>
+      </w:r>
+      <w:r>
+        <w:rPr>
+          <w:sz w:val="22"/>
+        </w:rPr>
       </w:r>
     </w:p>
     <w:p/>
@@ -2453,6 +2675,106 @@
       </w:r>
     </w:p>
     <w:p>
+      <w:r>
+        <w:t xml:space="preserve"/>
+      </w:r>
+    </w:p>
+    <w:p>
+      <w:r>
+        <w:t xml:space="preserve">9A. Phase 2 Audio Transcription Architecture (P2-11)</w:t>
+      </w:r>
+    </w:p>
+    <w:p>
+      <w:r>
+        <w:t xml:space="preserve"/>
+      </w:r>
+    </w:p>
+    <w:p>
+      <w:r>
+        <w:t xml:space="preserve">P2-11 adds an audio-to-text pipeline that runs in parallel with the existing OCR pipeline. Both share the same design pattern: lazy-loaded model singleton, 1-worker ThreadPoolExecutor to avoid blocking the event loop, Qwen cleanup pass, BGE-M3 story-term grounding, idempotent confirm endpoint, and 24h/72h file cleanup.</w:t>
+      </w:r>
+    </w:p>
+    <w:p>
+      <w:r>
+        <w:t xml:space="preserve"/>
+      </w:r>
+    </w:p>
+    <w:p>
+      <w:r>
+        <w:t xml:space="preserve">Model: openai/whisper-large-v3-turbo served via faster-whisper (CTranslate2). Lazy-loaded on first audio transcription request. Cached as a module-level singleton. 1-worker ThreadPoolExecutor — sequential access prevents CUDA context conflicts with vLLM and GOT-OCR2.0.</w:t>
+      </w:r>
+    </w:p>
+    <w:p>
+      <w:r>
+        <w:t xml:space="preserve"/>
+      </w:r>
+    </w:p>
+    <w:p>
+      <w:r>
+        <w:t xml:space="preserve">Transcription pipeline:</w:t>
+      </w:r>
+    </w:p>
+    <w:p>
+      <w:r>
+        <w:t xml:space="preserve">  Step 1: Author uploads audio file (WAV/MP3/M4A/OGG/WebM/FLAC) or submits browser MediaRecorder WebM blob.</w:t>
+      </w:r>
+    </w:p>
+    <w:p>
+      <w:r>
+        <w:t xml:space="preserve">  Step 2: faster-whisper transcribes with vad_filter=True (strips silence/noise), condition_on_previous_text=False (prevents hallucination loops). Returns raw_transcript, language, duration_seconds, word_segments, confidence.</w:t>
+      </w:r>
+    </w:p>
+    <w:p>
+      <w:r>
+        <w:t xml:space="preserve">  Step 3: Qwen2.5-7B clean_audio_transcript() removes filler words (um, uh, like, you know), fixes run-on sentences, adds paragraph breaks at topic changes. Preserves all proper nouns exactly (same rule as clean_ocr_text()).</w:t>
+      </w:r>
+    </w:p>
+    <w:p>
+      <w:r>
+        <w:t xml:space="preserve">  Step 4: BGE-M3 generate_audio_suggestions() — identical to generate_ocr_suggestions(). Retrieves top-4 chapter chunks, builds entity registry from ChapterSummary, applies 3-rule safety filter to protect proper nouns. Returns correction suggestions.</w:t>
+      </w:r>
+    </w:p>
+    <w:p>
+      <w:r>
+        <w:t xml:space="preserve">  Step 5: Author reviews cleaned_text and suggestions in AudioPanel.tsx, edits freely, clicks "Add to Note".</w:t>
+      </w:r>
+    </w:p>
+    <w:p>
+      <w:r>
+        <w:t xml:space="preserve">  Step 6: POST /api/audio/confirm/{audio_id} appends cleaned_text to StoryNote.content. asyncio.create_task(_embed_story_note(note_id)) re-embeds the note. confirmed=True set for idempotency.</w:t>
+      </w:r>
+    </w:p>
+    <w:p>
+      <w:r>
+        <w:t xml:space="preserve"/>
+      </w:r>
+    </w:p>
+    <w:p>
+      <w:r>
+        <w:t xml:space="preserve">Key difference from OCR: Audio transcription is always targeted at a specific note. There is no destination selector. The author must have a note open to use the audio feature. This keeps audio firmly within the Notes workflow.</w:t>
+      </w:r>
+    </w:p>
+    <w:p>
+      <w:r>
+        <w:t xml:space="preserve"/>
+      </w:r>
+    </w:p>
+    <w:p>
+      <w:r>
+        <w:t xml:space="preserve">Async status tracking: Unlike OCR (which is fast enough to await), Whisper transcription on CPU may take 20–120 seconds for long recordings. The endpoint returns audio_id immediately with status=processing. Frontend polls GET /api/audio/uploads/{story_id}/{audio_id} until status=completed. Same pattern as ManuscriptJob.</w:t>
+      </w:r>
+    </w:p>
+    <w:p>
+      <w:r>
+        <w:t xml:space="preserve"/>
+      </w:r>
+    </w:p>
+    <w:p>
+      <w:r>
+        <w:t xml:space="preserve">Cleanup: _run_periodic_cleanup() in main.py extended to sweep audio_uploads. Audio files (uploads/audio/) deleted after 24h (confirmed) / 72h (unconfirmed). AudioUpload record retained for audit.</w:t>
+      </w:r>
+    </w:p>
+    <w:p>
       <w:pPr>
         <w:pStyle w:val="Heading1"/>
       </w:pPr>
@@ -2855,7 +3177,7 @@
           <w:b/>
           <w:sz w:val="28"/>
         </w:rPr>
-        <w:t>15.1 Alembic Migrations 0003–0005</w:t>
+        <w:t>15.1 Alembic Migrations 0003–0006</w:t>
       </w:r>
     </w:p>
     <w:p>
@@ -2865,7 +3187,7 @@
           <w:i w:val="0"/>
           <w:sz w:val="22"/>
         </w:rPr>
-        <w:t>Three new migrations chain from 0002. Each follows the same pattern: PostgreSQL-only guard, CREATE TABLE IF NOT EXISTS, idempotent indexes, reversible downgrade. They run automatically during start-narratiq.sh via 'alembic upgrade head' before FastAPI starts.</w:t>
+        <w:t>Four new migrations chain from 0002. Each follows the same pattern: PostgreSQL-only guard, CREATE TABLE IF NOT EXISTS, idempotent indexes, reversible downgrade. They run automatically during start-narratiq.sh via alembic upgrade head before FastAPI starts. Migration 0006 (audio_uploads) chains from 0005.</w:t>
       </w:r>
     </w:p>
     <w:p>
@@ -2877,7 +3199,7 @@
           <w:b/>
           <w:sz w:val="28"/>
         </w:rPr>
-        <w:t>15.2 No New Services</w:t>
+        <w:t>15.2 No New External Services</w:t>
       </w:r>
     </w:p>
     <w:p>
@@ -2887,7 +3209,7 @@
           <w:i w:val="0"/>
           <w:sz w:val="22"/>
         </w:rPr>
-        <w:t>Phase 2 adds no new processes to the service stack. No new ports, no new Docker services, no Redis, no Celery, no message queues. All Phase 2 features run within the existing FastAPI + vLLM + PostgreSQL three-service stack.</w:t>
+        <w:t>Phase 2 adds no new external processes to the service stack. No new ports, no new Docker services, no Redis, no Celery, no message queues. All Phase 2 features run within the existing FastAPI + vLLM + PostgreSQL three-service stack. P2-11 adds faster-whisper as an in-process model (same pattern as GOT-OCR2.0 — lazy-loaded singleton, 1-worker ThreadPoolExecutor) with no new port or service.</w:t>
       </w:r>
     </w:p>
     <w:p>
@@ -2899,7 +3221,7 @@
           <w:b/>
           <w:sz w:val="28"/>
         </w:rPr>
-        <w:t>15.3 No New pip Packages for Tasks 1–8</w:t>
+        <w:t>15.3 pip Packages</w:t>
       </w:r>
     </w:p>
     <w:p>
@@ -2909,7 +3231,7 @@
           <w:i w:val="0"/>
           <w:sz w:val="22"/>
         </w:rPr>
-        <w:t>All Phase 2 features for Tasks 1–8 use packages already installed in Phase 1. Task 9 (optional small model) requires no new packages — it uses the existing vLLM server. Task 10 uses existing sentence-transformers + pgvector.</w:t>
+        <w:t>Tasks 1–10 use packages already installed in Phase 1. Task P2-11 requires one new package: faster-whisper&gt;=1.0.0 (CTranslate2-based Whisper inference). This is added to start-narratiq.sh pip install block. Task 9 optional model evaluation uses the existing vLLM server. Task 10 uses existing sentence-transformers + pgvector.</w:t>
       </w:r>
     </w:p>
     <w:p>
@@ -2936,6 +3258,96 @@
     </w:p>
     <w:p>
       <w:r>
+        <w:t xml:space="preserve"/>
+      </w:r>
+    </w:p>
+    <w:p>
+      <w:r>
+        <w:t xml:space="preserve">15.5 Whisper Model Download (P2-11)</w:t>
+      </w:r>
+    </w:p>
+    <w:p>
+      <w:r>
+        <w:t xml:space="preserve">start-narratiq.sh is extended with:</w:t>
+      </w:r>
+    </w:p>
+    <w:p>
+      <w:r>
+        <w:t xml:space="preserve">  pip install faster-whisper&gt;=1.0.0</w:t>
+      </w:r>
+    </w:p>
+    <w:p>
+      <w:r>
+        <w:t xml:space="preserve">  if [ ! -f /workspace/models/whisper-large-v3-turbo/config.json ]; then</w:t>
+      </w:r>
+    </w:p>
+    <w:p>
+      <w:r>
+        <w:t xml:space="preserve">    huggingface-cli download openai/whisper-large-v3-turbo \</w:t>
+      </w:r>
+    </w:p>
+    <w:p>
+      <w:r>
+        <w:t xml:space="preserve">      --local-dir /workspace/models/whisper-large-v3-turbo</w:t>
+      </w:r>
+    </w:p>
+    <w:p>
+      <w:r>
+        <w:t xml:space="preserve">  fi</w:t>
+      </w:r>
+    </w:p>
+    <w:p>
+      <w:r>
+        <w:t xml:space="preserve">The download is ~1.6GB and runs once on first deployment. Idempotent on subsequent runs (config.json check). The model is NOT loaded at startup — only on the first audio transcription request (lazy-load pattern, Rule 13 compliance).</w:t>
+      </w:r>
+    </w:p>
+    <w:p>
+      <w:r>
+        <w:t xml:space="preserve"/>
+      </w:r>
+    </w:p>
+    <w:p>
+      <w:r>
+        <w:t xml:space="preserve">15.6 config.py Additions (P2-11)</w:t>
+      </w:r>
+    </w:p>
+    <w:p>
+      <w:r>
+        <w:t xml:space="preserve">  whisper_model_id: str = "openai/whisper-large-v3-turbo"</w:t>
+      </w:r>
+    </w:p>
+    <w:p>
+      <w:r>
+        <w:t xml:space="preserve">  whisper_model_path: str = "/workspace/models/whisper-large-v3-turbo"</w:t>
+      </w:r>
+    </w:p>
+    <w:p>
+      <w:r>
+        <w:t xml:space="preserve">  whisper_device: str = "auto"  # auto-detects GPU; falls back to CPU</w:t>
+      </w:r>
+    </w:p>
+    <w:p>
+      <w:r>
+        <w:t xml:space="preserve">  whisper_compute_type: str = "float16"  # float16 on GPU, int8 on CPU</w:t>
+      </w:r>
+    </w:p>
+    <w:p>
+      <w:r>
+        <w:t xml:space="preserve">  max_audio_size_mb: int = 100  # upload size limit</w:t>
+      </w:r>
+    </w:p>
+    <w:p>
+      <w:r>
+        <w:t xml:space="preserve">  max_audio_duration_minutes: int = 60  # post-transcription duration cap</w:t>
+      </w:r>
+    </w:p>
+    <w:p>
+      <w:r>
+        <w:t xml:space="preserve">  audio_upload_dir: str = "uploads/audio"</w:t>
+      </w:r>
+    </w:p>
+    <w:p>
+      <w:r>
         <w:br w:type="page"/>
       </w:r>
     </w:p>
@@ -3512,6 +3924,106 @@
         <w:t>Return a job_id immediately. Use asyncio.create_task() for the generation. Frontend polls GET /status/{job_id} using the existing ManuscriptJob pattern (or a lightweight status dict).</w:t>
       </w:r>
     </w:p>
+    <w:p>
+      <w:r>
+        <w:t xml:space="preserve"/>
+      </w:r>
+    </w:p>
+    <w:p>
+      <w:r>
+        <w:t xml:space="preserve">Risk 7: Large audio file memory spike (P2-11)</w:t>
+      </w:r>
+    </w:p>
+    <w:p>
+      <w:r>
+        <w:t xml:space="preserve">Description: A 60-minute uncompressed WAV recording can be 600MB+, causing memory pressure during processing.</w:t>
+      </w:r>
+    </w:p>
+    <w:p>
+      <w:r>
+        <w:t xml:space="preserve">Mitigation: Enforce 100MB upload limit in FastAPI before saving to disk. faster-whisper processes audio in 30-second VAD segments internally — peak memory is bounded (~500MB) regardless of total file duration. Return 413 Request Entity Too Large for files exceeding the limit.</w:t>
+      </w:r>
+    </w:p>
+    <w:p>
+      <w:r>
+        <w:t xml:space="preserve"/>
+      </w:r>
+    </w:p>
+    <w:p>
+      <w:r>
+        <w:t xml:space="preserve">Risk 8: Whisper CPU fallback latency (P2-11)</w:t>
+      </w:r>
+    </w:p>
+    <w:p>
+      <w:r>
+        <w:t xml:space="preserve">Description: With vLLM using 90% GPU utilization (TP=2), Whisper falls back to CPU. A 10-minute recording takes 4–8 minutes on CPU.</w:t>
+      </w:r>
+    </w:p>
+    <w:p>
+      <w:r>
+        <w:t xml:space="preserve">Mitigation: Return audio_id immediately with status=processing. Use asyncio.create_task() for transcription. Frontend polls GET /api/audio/uploads/{story_id}/{audio_id} for status updates — same polling pattern as manuscript_jobs. Show estimated wait time based on duration_seconds: "Transcribing 10:23 of audio — estimated 4–8 minutes on CPU." Authors are not blocked from other work during transcription.</w:t>
+      </w:r>
+    </w:p>
+    <w:p>
+      <w:r>
+        <w:t xml:space="preserve"/>
+      </w:r>
+    </w:p>
+    <w:p>
+      <w:r>
+        <w:t xml:space="preserve">Risk 9: Background noise degrading transcript quality (P2-11)</w:t>
+      </w:r>
+    </w:p>
+    <w:p>
+      <w:r>
+        <w:t xml:space="preserve">Description: Authors recording in non-studio environments (home, coffee shop) may receive poor transcript quality.</w:t>
+      </w:r>
+    </w:p>
+    <w:p>
+      <w:r>
+        <w:t xml:space="preserve">Mitigation: faster-whisper runs with vad_filter=True to suppress non-speech segments. Display confidence score to author (0–1). If confidence &lt; 0.6, show warning: "Low confidence — review carefully before saving." Qwen cleanup pass further improves readability regardless of transcript quality.</w:t>
+      </w:r>
+    </w:p>
+    <w:p>
+      <w:r>
+        <w:t xml:space="preserve"/>
+      </w:r>
+    </w:p>
+    <w:p>
+      <w:r>
+        <w:t xml:space="preserve">Risk 10: Browser microphone permission denied (P2-11)</w:t>
+      </w:r>
+    </w:p>
+    <w:p>
+      <w:r>
+        <w:t xml:space="preserve">Description: Browser may deny microphone access (HTTPS required in production, or user has blocked mic).</w:t>
+      </w:r>
+    </w:p>
+    <w:p>
+      <w:r>
+        <w:t xml:space="preserve">Mitigation: AudioPanel.tsx shows a clear "Microphone access denied" error state with a "Upload audio file instead" fallback button immediately visible. No feature breakage — file upload works without mic permission. HTTPS enforcement is already required by RunPod proxy deployment.</w:t>
+      </w:r>
+    </w:p>
+    <w:p>
+      <w:r>
+        <w:t xml:space="preserve"/>
+      </w:r>
+    </w:p>
+    <w:p>
+      <w:r>
+        <w:t xml:space="preserve">Risk 11: Whisper GPU conflict with vLLM and GOT-OCR2.0 (P2-11)</w:t>
+      </w:r>
+    </w:p>
+    <w:p>
+      <w:r>
+        <w:t xml:space="preserve">Description: Three models compete for GPU: vLLM (Qwen), GOT-OCR2.0, and Whisper.</w:t>
+      </w:r>
+    </w:p>
+    <w:p>
+      <w:r>
+        <w:t xml:space="preserve">Mitigation: All three use independent device-selection logic with VRAM thresholds. vLLM reserves GPU via its own allocator. GOT-OCR2.0 requires ≥2.5GB free VRAM. Whisper requires ≥2GB free VRAM. In the typical 2-GPU TP=2 deployment, Whisper and GOT both fall back to CPU — which is acceptable given their use patterns (infrequent, non-blocking). Both run in separate 1-worker ThreadPoolExecutors so they never conflict with each other or with the event loop.</w:t>
+      </w:r>
+    </w:p>
     <w:p/>
     <w:p>
       <w:r>
@@ -3549,7 +4061,7 @@
           <w:i w:val="0"/>
           <w:sz w:val="22"/>
         </w:rPr>
-        <w:t>Phase 2 adds no new model load to the GPU. All generative tasks (P2-02, P2-03, P2-04, P2-05, P2-06, P2-07, P2-08) call the existing vLLM Qwen2.5-7B-Instruct server. GPU utilization increases only when Phase 2 endpoints are actively used. Idle GPU memory footprint is unchanged.</w:t>
+        <w:t>Tasks P2-01 through P2-10 add no new model load to the GPU. P2-11 adds Whisper-large-v3-turbo: ~1.2GB GPU float16 when active. Given typical vLLM GPU utilization (90%), Whisper runs on CPU in most deployments. GPU idle memory footprint for P2-11 is 0 (lazy-loaded, only active during active transcription calls).</w:t>
       </w:r>
     </w:p>
     <w:p>
@@ -3627,13 +4139,17 @@
           <w:b/>
           <w:sz w:val="22"/>
         </w:rPr>
-        <w:t xml:space="preserve">No new vector columns: </w:t>
-      </w:r>
-      <w:r>
-        <w:rPr>
-          <w:sz w:val="22"/>
-        </w:rPr>
-        <w:t>Phase 2 adds 0 new vector(1024) columns. pgvector storage footprint is unchanged.</w:t>
+        <w:t>No new vector columns: Phase 2 adds 0 new vector(1024) columns. pgvector storage footprint is unchanged.</w:t>
+      </w:r>
+      <w:r>
+        <w:rPr>
+          <w:sz w:val="22"/>
+        </w:rPr>
+      </w:r>
+    </w:p>
+    <w:p>
+      <w:r>
+        <w:t xml:space="preserve">audio_uploads table: ~5KB per row (metadata + transcript text). Audio files: ~1–50MB per recording (format/duration dependent). Files are deleted after 24h/72h — steady-state disk is near zero for typical usage. AudioUpload record (~2KB) retained permanently for audit.</w:t>
       </w:r>
     </w:p>
     <w:p>
@@ -3826,6 +4342,11 @@
           <w:sz w:val="22"/>
         </w:rPr>
         <w:t>Zero AI tokens — pgvector similarity query only.</w:t>
+      </w:r>
+    </w:p>
+    <w:p>
+      <w:r>
+        <w:t xml:space="preserve">P2-11 (Audio Notes): ~5–15s Whisper transcription (GPU) or ~20–120s (CPU) depending on duration. Qwen cleanup: ~300–800 tokens. BGE-M3 suggestion grounding: fast (top-4 chunk query). Total wall-clock: 30s–3min depending on audio duration and GPU availability.</w:t>
       </w:r>
     </w:p>
     <w:p>
@@ -6638,6 +7159,321 @@
     <w:p>
       <w:r>
         <w:br w:type="page"/>
+      </w:r>
+    </w:p>
+    <w:p>
+      <w:r>
+        <w:t xml:space="preserve"/>
+      </w:r>
+    </w:p>
+    <w:p>
+      <w:r>
+        <w:t xml:space="preserve"/>
+      </w:r>
+    </w:p>
+    <w:p>
+      <w:r>
+        <w:t xml:space="preserve">Task P2-11: Audio Notes Transcription</w:t>
+      </w:r>
+    </w:p>
+    <w:p>
+      <w:r>
+        <w:t xml:space="preserve"/>
+      </w:r>
+    </w:p>
+    <w:p>
+      <w:r>
+        <w:t xml:space="preserve">Priority: High — production audio input for the Notes / Editing Notes workflow</w:t>
+      </w:r>
+    </w:p>
+    <w:p>
+      <w:r>
+        <w:t xml:space="preserve"/>
+      </w:r>
+    </w:p>
+    <w:p>
+      <w:r>
+        <w:t xml:space="preserve">Purpose: Authors think and compose faster through speech than typing. P2-11 integrates audio recording and file upload directly inside the note editor. The author opens a note, activates the audio panel, records or uploads audio, the system transcribes via Whisper-large-v3-turbo, Qwen formats the raw transcript into clean readable prose, BGE-M3 grounds story-vocabulary suggestions, and the author reviews, edits, and appends the result to the open note — without leaving the note editor.</w:t>
+      </w:r>
+    </w:p>
+    <w:p>
+      <w:r>
+        <w:t xml:space="preserve"/>
+      </w:r>
+    </w:p>
+    <w:p>
+      <w:r>
+        <w:t xml:space="preserve">Author Value: Long-form authors dictate scene ideas, character motivations, plot alternatives, and research notes while away from the keyboard. Without audio integration, these insights are lost or require manual re-entry from voice memos. P2-11 captures spoken ideas the moment they occur, grounds them in the author's existing story vocabulary, and delivers editable text directly inside the note being written. The entire flow — record → transcribe → review → save — happens inside the note, not as a separate tool.</w:t>
+      </w:r>
+    </w:p>
+    <w:p>
+      <w:r>
+        <w:t xml:space="preserve"/>
+      </w:r>
+    </w:p>
+    <w:p>
+      <w:r>
+        <w:t xml:space="preserve">Models Used: openai/whisper-large-v3-turbo (NEW — transcription via faster-whisper). Qwen2.5-7B-Instruct (existing — clean_audio_transcript() removes filler words, fixes run-ons, adds paragraph structure). BAAI/bge-m3 (existing — generate_audio_suggestions() grounds story vocabulary corrections).</w:t>
+      </w:r>
+    </w:p>
+    <w:p>
+      <w:r>
+        <w:t xml:space="preserve"/>
+      </w:r>
+    </w:p>
+    <w:p>
+      <w:r>
+        <w:t xml:space="preserve">Why whisper-large-v3-turbo: Near-identical accuracy to large-v3 at 8× throughput. Outperforms whisper-medium on accented speech and domain vocabulary (character names, world-building terms). faster-whisper backend adds 2–4× further speedup via CTranslate2 optimised kernels. Self-hosted — author audio never leaves the server (Rule 4 compliant). VAD filter handles noisy environments. 99-language support matches NarratIQ's author base.</w:t>
+      </w:r>
+    </w:p>
+    <w:p>
+      <w:r>
+        <w:t xml:space="preserve"/>
+      </w:r>
+    </w:p>
+    <w:p>
+      <w:r>
+        <w:t xml:space="preserve">Architecture: POST /api/audio/transcribe/{story_id} — upload + async transcription + Qwen clean + BGE-M3 ground. Returns audio_id immediately (status=processing). POST /api/audio/confirm/{audio_id} — append to note (idempotent). GET /api/audio/uploads/{story_id} — list uploads. GET /api/audio/uploads/{story_id}/{audio_id} — status polling.</w:t>
+      </w:r>
+    </w:p>
+    <w:p>
+      <w:r>
+        <w:t xml:space="preserve"/>
+      </w:r>
+    </w:p>
+    <w:p>
+      <w:r>
+        <w:t xml:space="preserve">Implementation Details:</w:t>
+      </w:r>
+    </w:p>
+    <w:p>
+      <w:r>
+        <w:t xml:space="preserve">1. backend/services/audio_service.py: Module-level _whisper_model = None. _load_whisper() lazy-loads WhisperModel from config.whisper_model_path with device=auto, compute_type=float16 (GPU) or int8 (CPU). _sync_transcribe(file_path) runs faster-whisper transcription with vad_filter=True, condition_on_previous_text=False. Returns {raw_transcript, language, duration_seconds, confidence, word_count}. Confidence = mean(1 - segment.no_speech_prob). Runs in 1-worker ThreadPoolExecutor via asyncio.run_in_executor.</w:t>
+      </w:r>
+    </w:p>
+    <w:p>
+      <w:r>
+        <w:t xml:space="preserve">2. backend/routers/audio.py: POST /transcribe/{story_id}: validates ownership, saves file to uploads/audio/, creates AudioUpload row (status=processing), launches asyncio.create_task(_run_transcription_pipeline(audio_id)). Returns {audio_id, status, duration_seconds} immediately. _run_transcription_pipeline(): calls transcribe_audio() then clean_audio_transcript() then generate_audio_suggestions(), updates AudioUpload row (status=completed). POST /confirm/{audio_id}: validates ownership through AudioUpload.story_id → story.user_id chain, confirmed=True guard, appends cleaned_text to StoryNote.content, sets note_id FK, triggers _embed_story_note(note_id) background task. GET /uploads/{story_id}: list. GET /uploads/{story_id}/{audio_id}: single status.</w:t>
+      </w:r>
+    </w:p>
+    <w:p>
+      <w:r>
+        <w:t xml:space="preserve">3. backend/services/ai_service.py: clean_audio_transcript(text) — Qwen prompt distinct from clean_ocr_text(): removes filler words, fixes run-on sentences from speech, adds paragraph breaks at topic changes, preserves all proper nouns. generate_audio_suggestions() reuses generate_ocr_suggestions() BGE-M3 grounding pipeline with the same entity safety filter.</w:t>
+      </w:r>
+    </w:p>
+    <w:p>
+      <w:r>
+        <w:t xml:space="preserve">4. backend/models.py: AudioUpload ORM model. Fields: audio_id UUID PK, story_id FK→stories CASCADE, user_id FK→users, note_id FK→story_notes SET NULL nullable, audio_path TEXT, raw_transcript TEXT, cleaned_text TEXT, language_detected VARCHAR(10), duration_seconds FLOAT, confidence FLOAT, word_count INT, status VARCHAR(20), confirmed BOOLEAN default False, created_at, updated_at.</w:t>
+      </w:r>
+    </w:p>
+    <w:p>
+      <w:r>
+        <w:t xml:space="preserve">5. backend/migrations/versions/0006_audio_uploads.py: CREATE TABLE IF NOT EXISTS audio_uploads. FK: story_id→stories ON DELETE CASCADE, user_id→users, note_id→story_notes ON DELETE SET NULL. Indexes: story_id, user_id, note_id. PostgreSQL-only guard. Reversible downgrade. Chains from 0005.</w:t>
+      </w:r>
+    </w:p>
+    <w:p>
+      <w:r>
+        <w:t xml:space="preserve">6. frontend/components/audio/AudioPanel.tsx: Integrated as Audio tab in NotesPanel.tsx alongside Notes and Cards tabs. Visible only when a note is selected. Two input modes: (a) Record — browser MediaRecorder API, record/stop button, real-time duration counter, amplitude waveform visualizer via Web Audio API AnalyserNode; (b) Upload — drag-and-drop, file picker, accepts .wav .mp3 .m4a .ogg .webm .flac. Processing state: polls GET /api/audio/uploads/{story_id}/{audio_id} every 3s until status=completed. Result view: language badge, duration badge, confidence badge (amber warning if &lt; 0.6), cleaned_text in editable textarea, suggestion chips (same UI as OCRPanel suggestions). Single action: "Add to Note" button — active only when note_id is set. On confirm: appends to note, closes audio panel, note content refreshes.</w:t>
+      </w:r>
+    </w:p>
+    <w:p>
+      <w:r>
+        <w:t xml:space="preserve">7. backend/main.py: Register audio router. Extend _run_periodic_cleanup() to sweep uploads/audio/ — delete files where confirmed=True and updated_at &lt; now-24h, or confirmed=False and created_at &lt; now-72h. Null audio_path on deletion. Retain AudioUpload record.</w:t>
+      </w:r>
+    </w:p>
+    <w:p>
+      <w:r>
+        <w:t xml:space="preserve"/>
+      </w:r>
+    </w:p>
+    <w:p>
+      <w:r>
+        <w:t xml:space="preserve">Files To Create: backend/services/audio_service.py, backend/routers/audio.py, backend/migrations/versions/0006_audio_uploads.py, frontend/components/audio/AudioPanel.tsx</w:t>
+      </w:r>
+    </w:p>
+    <w:p>
+      <w:r>
+        <w:t xml:space="preserve"/>
+      </w:r>
+    </w:p>
+    <w:p>
+      <w:r>
+        <w:t xml:space="preserve">Files To Modify: backend/models.py (AudioUpload model), backend/schemas.py (AudioTranscribeResponse, AudioConfirmRequest, AudioConfirmResponse, AudioUploadOut, AudioUploadStatus), backend/services/ai_service.py (clean_audio_transcript()), backend/main.py (router registration + cleanup extension), backend/config.py (whisper fields + audio upload config), frontend/components/notes/NotesPanel.tsx (Audio tab), frontend/lib/api.ts (transcribeAudio, confirmAudio, listAudioUploads, getAudioUpload), frontend/lib/types.ts (AudioUpload interface), start-narratiq.sh (faster-whisper install + model download)</w:t>
+      </w:r>
+    </w:p>
+    <w:p>
+      <w:r>
+        <w:t xml:space="preserve"/>
+      </w:r>
+    </w:p>
+    <w:p>
+      <w:r>
+        <w:t xml:space="preserve">Database Changes: New table audio_uploads (see Section 7.5). Migration 0006_audio_uploads.py chains from 0005.</w:t>
+      </w:r>
+    </w:p>
+    <w:p>
+      <w:r>
+        <w:t xml:space="preserve"/>
+      </w:r>
+    </w:p>
+    <w:p>
+      <w:r>
+        <w:t xml:space="preserve">API Changes: POST /api/audio/transcribe/{story_id}, POST /api/audio/confirm/{audio_id}, GET /api/audio/uploads/{story_id}, GET /api/audio/uploads/{story_id}/{audio_id}</w:t>
+      </w:r>
+    </w:p>
+    <w:p>
+      <w:r>
+        <w:t xml:space="preserve"/>
+      </w:r>
+    </w:p>
+    <w:p>
+      <w:r>
+        <w:t xml:space="preserve">Frontend Changes: AudioPanel.tsx (new component). NotesPanel.tsx extended with Audio tab. api.ts and types.ts extended.</w:t>
+      </w:r>
+    </w:p>
+    <w:p>
+      <w:r>
+        <w:t xml:space="preserve"/>
+      </w:r>
+    </w:p>
+    <w:p>
+      <w:r>
+        <w:t xml:space="preserve">Model/Download Changes: openai/whisper-large-v3-turbo downloaded to /workspace/models/whisper-large-v3-turbo/ (~1.6GB). faster-whisper&gt;=1.0.0 added to pip install block in start-narratiq.sh.</w:t>
+      </w:r>
+    </w:p>
+    <w:p>
+      <w:r>
+        <w:t xml:space="preserve"/>
+      </w:r>
+    </w:p>
+    <w:p>
+      <w:r>
+        <w:t xml:space="preserve">Production Risks: See Section 17 Risks 7–11.</w:t>
+      </w:r>
+    </w:p>
+    <w:p>
+      <w:r>
+        <w:t xml:space="preserve"/>
+      </w:r>
+    </w:p>
+    <w:p>
+      <w:r>
+        <w:t xml:space="preserve">Testing Plan:</w:t>
+      </w:r>
+    </w:p>
+    <w:p>
+      <w:r>
+        <w:t xml:space="preserve">1. Upload a 5-minute MP3. Verify audio_id returned immediately with status=processing.</w:t>
+      </w:r>
+    </w:p>
+    <w:p>
+      <w:r>
+        <w:t xml:space="preserve">2. Poll until status=completed. Verify raw_transcript, cleaned_text, language, duration_seconds, confidence all populated.</w:t>
+      </w:r>
+    </w:p>
+    <w:p>
+      <w:r>
+        <w:t xml:space="preserve">3. Open a StoryNote. Call confirm with note_id. Verify cleaned_text appended to note content.</w:t>
+      </w:r>
+    </w:p>
+    <w:p>
+      <w:r>
+        <w:t xml:space="preserve">4. Call confirm again. Verify 409 Conflict (idempotency guard).</w:t>
+      </w:r>
+    </w:p>
+    <w:p>
+      <w:r>
+        <w:t xml:space="preserve">5. Verify asyncio.create_task(_embed_story_note) triggered — note embedding updated in DB.</w:t>
+      </w:r>
+    </w:p>
+    <w:p>
+      <w:r>
+        <w:t xml:space="preserve">6. Verify audio file deleted after 24h cleanup sweep. Verify AudioUpload record retained with audio_path=null.</w:t>
+      </w:r>
+    </w:p>
+    <w:p>
+      <w:r>
+        <w:t xml:space="preserve">7. Upload a non-audio file (PDF). Verify 415 Unsupported Media Type.</w:t>
+      </w:r>
+    </w:p>
+    <w:p>
+      <w:r>
+        <w:t xml:space="preserve">8. Upload file exceeding 100MB. Verify 413 Request Entity Too Large.</w:t>
+      </w:r>
+    </w:p>
+    <w:p>
+      <w:r>
+        <w:t xml:space="preserve">9. Call transcribe with wrong user token. Verify 404 (ownership enforcement).</w:t>
+      </w:r>
+    </w:p>
+    <w:p>
+      <w:r>
+        <w:t xml:space="preserve">10. Test MediaRecorder WebM blob upload. Verify transcription succeeds.</w:t>
+      </w:r>
+    </w:p>
+    <w:p>
+      <w:r>
+        <w:t xml:space="preserve">11. Test with confidence &lt; 0.6 audio. Verify low-confidence warning in AudioPanel.</w:t>
+      </w:r>
+    </w:p>
+    <w:p>
+      <w:r>
+        <w:t xml:space="preserve">12. Test with microphone permission denied in browser. Verify file upload fallback shown.</w:t>
+      </w:r>
+    </w:p>
+    <w:p>
+      <w:r>
+        <w:t xml:space="preserve"/>
+      </w:r>
+    </w:p>
+    <w:p>
+      <w:r>
+        <w:t xml:space="preserve">Completion Criteria:</w:t>
+      </w:r>
+    </w:p>
+    <w:p>
+      <w:r>
+        <w:t xml:space="preserve">POST /api/audio/transcribe/{story_id} returns audio_id immediately; async transcription completes with raw_transcript + cleaned_text + language + confidence + duration.</w:t>
+      </w:r>
+    </w:p>
+    <w:p>
+      <w:r>
+        <w:t xml:space="preserve">POST /api/audio/confirm/{audio_id} appends cleaned_text to specified note and triggers BGE-M3 re-embedding.</w:t>
+      </w:r>
+    </w:p>
+    <w:p>
+      <w:r>
+        <w:t xml:space="preserve">Idempotency guard prevents double injection.</w:t>
+      </w:r>
+    </w:p>
+    <w:p>
+      <w:r>
+        <w:t xml:space="preserve">AudioPanel.tsx renders as Audio tab inside NotesPanel — only active when a note is selected.</w:t>
+      </w:r>
+    </w:p>
+    <w:p>
+      <w:r>
+        <w:t xml:space="preserve">Record mode (MediaRecorder WebM) and upload mode both functional.</w:t>
+      </w:r>
+    </w:p>
+    <w:p>
+      <w:r>
+        <w:t xml:space="preserve">Whisper lazy-loads on first call. CPU fallback operates without errors.</w:t>
+      </w:r>
+    </w:p>
+    <w:p>
+      <w:r>
+        <w:t xml:space="preserve">Audio files deleted on 24h/72h schedule. AudioUpload records retained.</w:t>
+      </w:r>
+    </w:p>
+    <w:p>
+      <w:r>
+        <w:t xml:space="preserve">All 4 endpoints enforce story ownership (404 for wrong user).</w:t>
+      </w:r>
+    </w:p>
+    <w:p>
+      <w:r>
+        <w:t xml:space="preserve">faster-whisper installed and Whisper model downloaded by start-narratiq.sh.</w:t>
       </w:r>
     </w:p>
     <w:p>
@@ -7281,6 +8117,48 @@
           </w:p>
         </w:tc>
       </w:tr>
+      <w:tr>
+        <w:tc>
+          <w:tcPr>
+            <w:tcW w:type="dxa" w:w="2160"/>
+          </w:tcPr>
+          <w:p>
+            <w:r>
+              <w:t>11</w:t>
+            </w:r>
+          </w:p>
+        </w:tc>
+        <w:tc>
+          <w:tcPr>
+            <w:tcW w:type="dxa" w:w="2160"/>
+          </w:tcPr>
+          <w:p>
+            <w:r>
+              <w:t>P2-11: Audio Notes Transcription</w:t>
+            </w:r>
+          </w:p>
+        </w:tc>
+        <w:tc>
+          <w:tcPr>
+            <w:tcW w:type="dxa" w:w="2160"/>
+          </w:tcPr>
+          <w:p>
+            <w:r>
+              <w:t>High</w:t>
+            </w:r>
+          </w:p>
+        </w:tc>
+        <w:tc>
+          <w:tcPr>
+            <w:tcW w:type="dxa" w:w="2160"/>
+          </w:tcPr>
+          <w:p>
+            <w:r>
+              <w:t>High — new model (Whisper) + in-process service + async polling + frontend MediaRecorder</w:t>
+            </w:r>
+          </w:p>
+        </w:tc>
+      </w:tr>
     </w:tbl>
     <w:p/>
     <w:p>
@@ -7302,7 +8180,7 @@
           <w:i w:val="0"/>
           <w:sz w:val="22"/>
         </w:rPr>
-        <w:t>3 new tables across 3 Alembic migrations:</w:t>
+        <w:t>4 new tables across 4 Alembic migrations:</w:t>
       </w:r>
     </w:p>
     <w:p>
@@ -7336,6 +8214,11 @@
           <w:sz w:val="22"/>
         </w:rPr>
         <w:t>0005_pacing_goals.py — pacing_goals table (P2-09)</w:t>
+      </w:r>
+    </w:p>
+    <w:p>
+      <w:r>
+        <w:t xml:space="preserve">0006_audio_uploads.py — audio_uploads table (P2-11)</w:t>
       </w:r>
     </w:p>
     <w:p/>
@@ -7516,6 +8399,26 @@
         <w:t>POST /api/stories/{id}/duplicate-scenes</w:t>
       </w:r>
     </w:p>
+    <w:p>
+      <w:r>
+        <w:t xml:space="preserve">GET  /api/audio/uploads/{story_id}/{audio_id}</w:t>
+      </w:r>
+    </w:p>
+    <w:p>
+      <w:r>
+        <w:t xml:space="preserve">GET  /api/audio/uploads/{story_id}</w:t>
+      </w:r>
+    </w:p>
+    <w:p>
+      <w:r>
+        <w:t xml:space="preserve">POST /api/audio/confirm/{audio_id}</w:t>
+      </w:r>
+    </w:p>
+    <w:p>
+      <w:r>
+        <w:t xml:space="preserve">POST /api/audio/transcribe/{story_id}</w:t>
+      </w:r>
+    </w:p>
     <w:p/>
     <w:p>
       <w:pPr>
@@ -7536,7 +8439,7 @@
           <w:i w:val="0"/>
           <w:sz w:val="22"/>
         </w:rPr>
-        <w:t>Phase 2 is complete when all 10 tasks meet their individual Completion Criteria listed in Section 19. Additionally, the following system-level criteria must be met:</w:t>
+        <w:t>Phase 2 is complete when all 11 tasks meet their individual Completion Criteria listed in Section 19. Additionally, the following system-level criteria must be met:</w:t>
       </w:r>
     </w:p>
     <w:p>
@@ -7547,7 +8450,7 @@
         <w:rPr>
           <w:sz w:val="22"/>
         </w:rPr>
-        <w:t>All 5 new Alembic migrations (0001–0005) apply cleanly on a fresh PostgreSQL database</w:t>
+        <w:t>All 6 new Alembic migrations (0001–0006) apply cleanly on a fresh PostgreSQL database</w:t>
       </w:r>
     </w:p>
     <w:p>
@@ -7625,6 +8528,16 @@
           <w:sz w:val="22"/>
         </w:rPr>
         <w:t>CHANGELOG.md updated with v3.1.0 section documenting all Phase 2 changes</w:t>
+      </w:r>
+    </w:p>
+    <w:p>
+      <w:r>
+        <w:t xml:space="preserve">Audio upload directory (uploads/audio/) created and cleanup sweep active for audio files</w:t>
+      </w:r>
+    </w:p>
+    <w:p>
+      <w:r>
+        <w:t xml:space="preserve">faster-whisper installed and openai/whisper-large-v3-turbo downloaded by start-narratiq.sh on first run</w:t>
       </w:r>
     </w:p>
     <w:p/>
@@ -7691,7 +8604,7 @@
         <w:rPr>
           <w:sz w:val="22"/>
         </w:rPr>
-        <w:t>Speech-to-text dictation — no audio input in the current product</w:t>
+        <w:t>Full voice-controlled UI or continuous dictation mode — P2-11 covers note-targeted transcription; real-time streaming dictation into the chapter editor is out of scope for Phase 2</w:t>
       </w:r>
     </w:p>
     <w:p>
